--- a/demo/01_wisconsin_bc/manuscript_final.docx
+++ b/demo/01_wisconsin_bc/manuscript_final.docx
@@ -1165,7 +1165,7 @@
         <w:pStyle w:val="BodyText"/>
       </w:pPr>
       <w:r>
-        <w:t xml:space="preserve">Model calibration was not formally assessed in this study, which limits the clinical utility of predicted probabilities. Future work should include calibration plots and Brier scores to evaluate reliability of probability estimates. The primary limitation is the use of a single-institution dataset without external validation, which restricts the generalizability of these findings. The absence of external validation limits generalizability; the random train-test split within a single institution provides only internal validity, and prospective or multi-institutional validation is needed before clinical deployment. Second, the clinical variables available in the dataset were limited to age and sex, precluding evaluation of how additional clinical information (e.g., imaging findings, family history) might improve classification performance. Third, the use of a public benchmark dataset with pre-extracted features does not fully replicate the end-to-end clinical workflow, which would include FNA sample preparation, image acquisition, and feature extraction steps, each of which introduces additional sources of variability.</w:t>
+        <w:t xml:space="preserve">Model calibration was not formally assessed in this study, which limits the clinical utility of predicted probabilities. Future work should include calibration plots and Brier scores to evaluate reliability of probability estimates. The primary limitation is the use of a single-institution dataset without external validation. The random train-test split within a single institution provides only internal validity; prospective or multi-institutional validation is needed before clinical deployment. Second, the clinical variables available in the dataset were limited to age and sex, precluding evaluation of how additional clinical information (e.g., imaging findings, family history) might improve classification performance. Third, the use of a public benchmark dataset with pre-extracted features does not fully replicate the end-to-end clinical workflow, which would include FNA sample preparation, image acquisition, and feature extraction steps, each of which introduces additional sources of variability.</w:t>
       </w:r>
     </w:p>
     <w:p>
